--- a/ind/docx/23.content.docx
+++ b/ind/docx/23.content.docx
@@ -19,7 +19,7 @@
         <w:rPr>
           <w:lang w:val="id_ID" w:bidi="id_ID"/>
         </w:rPr>
-        <w:t>Resource: Catatan Studi - Pengantar Buku (Tyndale)</w:t>
+        <w:t>Resource: Tyndale Open Study Notes</w:t>
       </w:r>
       <w:r>
         <w:rPr>
@@ -112,7 +112,7 @@
         <w:rPr>
           <w:lang w:val="id_ID" w:bidi="id_ID"/>
         </w:rPr>
-        <w:t>Catatan Studi - Pengantar Buku (Tyndale)</w:t>
+        <w:t>Tyndale Open Study Notes</w:t>
       </w:r>
     </w:p>
     <w:p>

--- a/ind/docx/23.content.docx
+++ b/ind/docx/23.content.docx
@@ -19,7 +19,7 @@
         <w:rPr>
           <w:lang w:val="id_ID" w:bidi="id_ID"/>
         </w:rPr>
-        <w:t>Resource: Tyndale Open Study Notes</w:t>
+        <w:t>Resource: Aquifer Open Study Notes (Book Intros)</w:t>
       </w:r>
       <w:r>
         <w:rPr>
@@ -112,7 +112,7 @@
         <w:rPr>
           <w:lang w:val="id_ID" w:bidi="id_ID"/>
         </w:rPr>
-        <w:t>Tyndale Open Study Notes</w:t>
+        <w:t>Aquifer Open Study Notes (Book Intros)</w:t>
       </w:r>
     </w:p>
     <w:p>

--- a/ind/docx/23.content.docx
+++ b/ind/docx/23.content.docx
@@ -285,36 +285,24 @@
         </w:rPr>
         <w:t>Selama Raja Uziah dari Yehuda masih hidup, Yehuda mampu mengabaikan krisis tersebut. Secara keseluruhan, Uzia adalah raja yang baik dan efektif, dia memiliki tentara yang kuat (</w:t>
       </w:r>
-      <w:hyperlink r:id="rId13">
-        <w:r>
-          <w:rPr>
-            <w:lang w:val="id_ID" w:bidi="id_ID"/>
-          </w:rPr>
-          <w:rPr>
-            <w:color w:val="0000EE"/>
-            <w:u w:val="single"/>
-          </w:rPr>
-          <w:t>2 Taw. 26:11–15</w:t>
-        </w:r>
-      </w:hyperlink>
+      <w:r>
+        <w:rPr>
+          <w:lang w:val="id_ID" w:bidi="id_ID"/>
+        </w:rPr>
+        <w:t>2 Taw. 26:11–15</w:t>
+      </w:r>
       <w:r>
         <w:rPr>
           <w:lang w:val="id_ID" w:bidi="id_ID"/>
         </w:rPr>
         <w:t>), dan rakyatnya berharap dia dapat menyelamatkan bangsa ini dari serangan Asyur. Namun, ketika Uzia meninggal, penguasa-penguasa yang tidak saleh menggantikannya. Di tengah krisis kepemimpinan ini, Allah memberikan penglihatan kepada Yesaya yang menjadi dasar pelayanannya dan membimbingnya selama empat puluh tahun berikutnya (</w:t>
       </w:r>
-      <w:hyperlink r:id="rId14">
-        <w:r>
-          <w:rPr>
-            <w:lang w:val="id_ID" w:bidi="id_ID"/>
-          </w:rPr>
-          <w:rPr>
-            <w:color w:val="0000EE"/>
-            <w:u w:val="single"/>
-          </w:rPr>
-          <w:t>Yes. 6</w:t>
-        </w:r>
-      </w:hyperlink>
+      <w:r>
+        <w:rPr>
+          <w:lang w:val="id_ID" w:bidi="id_ID"/>
+        </w:rPr>
+        <w:t>Yes. 6</w:t>
+      </w:r>
       <w:r>
         <w:rPr>
           <w:lang w:val="id_ID" w:bidi="id_ID"/>
@@ -349,54 +337,36 @@
         </w:rPr>
         <w:t>Sayangnya, pesan utama Yesaya tidak selalu diindahkan. Sekitar tahun 734 SM, Israel membentuk koalisi dengan Suriah untuk melawan Asyur. Ketika Raja Ahas dari Yehuda menolak bergabung dengan persekutuan ini, Israel dan Suriah menyerang Yehuda untuk memaksa Ahas bergabung dengan mereka. Ketika menghadapi krisis ini, Ahas dengan keliru memanggil Asyur untuk menolongnya (</w:t>
       </w:r>
-      <w:hyperlink r:id="rId15">
-        <w:r>
-          <w:rPr>
-            <w:lang w:val="id_ID" w:bidi="id_ID"/>
-          </w:rPr>
-          <w:rPr>
-            <w:color w:val="0000EE"/>
-            <w:u w:val="single"/>
-          </w:rPr>
-          <w:t>2 Taw. 28:16–21</w:t>
-        </w:r>
-      </w:hyperlink>
+      <w:r>
+        <w:rPr>
+          <w:lang w:val="id_ID" w:bidi="id_ID"/>
+        </w:rPr>
+        <w:t>2 Taw. 28:16–21</w:t>
+      </w:r>
       <w:r>
         <w:rPr>
           <w:lang w:val="id_ID" w:bidi="id_ID"/>
         </w:rPr>
         <w:t>) daripada mempercayai Allah (</w:t>
       </w:r>
-      <w:hyperlink r:id="rId16">
-        <w:r>
-          <w:rPr>
-            <w:lang w:val="id_ID" w:bidi="id_ID"/>
-          </w:rPr>
-          <w:rPr>
-            <w:color w:val="0000EE"/>
-            <w:u w:val="single"/>
-          </w:rPr>
-          <w:t>Yesaya 7:1–12</w:t>
-        </w:r>
-      </w:hyperlink>
+      <w:r>
+        <w:rPr>
+          <w:lang w:val="id_ID" w:bidi="id_ID"/>
+        </w:rPr>
+        <w:t>Yesaya 7:1–12</w:t>
+      </w:r>
       <w:r>
         <w:rPr>
           <w:lang w:val="id_ID" w:bidi="id_ID"/>
         </w:rPr>
         <w:t>). Meskipun Raja Asyur berhasil mengalahkan Suriah dan Israel, dia juga menaklukkan Yehuda dan membebankan pajak yang berat. Dalam beberapa tahun kemudian (722 SM), Asyur kembali mengalahkan kerajaan Israel dan mengasingkan sebagian besar rakyatnya (</w:t>
       </w:r>
-      <w:hyperlink r:id="rId17">
-        <w:r>
-          <w:rPr>
-            <w:lang w:val="id_ID" w:bidi="id_ID"/>
-          </w:rPr>
-          <w:rPr>
-            <w:color w:val="0000EE"/>
-            <w:u w:val="single"/>
-          </w:rPr>
-          <w:t>2 Rj.17:5–18</w:t>
-        </w:r>
-      </w:hyperlink>
+      <w:r>
+        <w:rPr>
+          <w:lang w:val="id_ID" w:bidi="id_ID"/>
+        </w:rPr>
+        <w:t>2 Rj.17:5–18</w:t>
+      </w:r>
       <w:r>
         <w:rPr>
           <w:lang w:val="id_ID" w:bidi="id_ID"/>
@@ -417,18 +387,12 @@
         </w:rPr>
         <w:t>Pada tahun 701 SM, pada masa pemerintahan Raja Hizkia, Asyur kembali menyerang Yehuda. Kali ini, Yehuda bersandar pada kesetiaan Allah, dan seperti yang dijanjikan, Allah menyelamatkan bangsa itu dari tentara Asyur (</w:t>
       </w:r>
-      <w:hyperlink r:id="rId18">
-        <w:r>
-          <w:rPr>
-            <w:lang w:val="id_ID" w:bidi="id_ID"/>
-          </w:rPr>
-          <w:rPr>
-            <w:color w:val="0000EE"/>
-            <w:u w:val="single"/>
-          </w:rPr>
-          <w:t>37:21–36</w:t>
-        </w:r>
-      </w:hyperlink>
+      <w:r>
+        <w:rPr>
+          <w:lang w:val="id_ID" w:bidi="id_ID"/>
+        </w:rPr>
+        <w:t>37:21–36</w:t>
+      </w:r>
       <w:r>
         <w:rPr>
           <w:lang w:val="id_ID" w:bidi="id_ID"/>
@@ -463,18 +427,12 @@
         </w:rPr>
         <w:t xml:space="preserve">Ketika kembali dari pembuangan (538 SM; lihat </w:t>
       </w:r>
-      <w:hyperlink r:id="rId19">
-        <w:r>
-          <w:rPr>
-            <w:lang w:val="id_ID" w:bidi="id_ID"/>
-          </w:rPr>
-          <w:rPr>
-            <w:color w:val="0000EE"/>
-            <w:u w:val="single"/>
-          </w:rPr>
-          <w:t>Ezra 1:1–4</w:t>
-        </w:r>
-      </w:hyperlink>
+      <w:r>
+        <w:rPr>
+          <w:lang w:val="id_ID" w:bidi="id_ID"/>
+        </w:rPr>
+        <w:t>Ezra 1:1–4</w:t>
+      </w:r>
       <w:r>
         <w:rPr>
           <w:lang w:val="id_ID" w:bidi="id_ID"/>
@@ -500,126 +458,84 @@
           <w:lang w:val="id_ID" w:bidi="id_ID"/>
         </w:rPr>
       </w:r>
-      <w:hyperlink r:id="rId20">
-        <w:r>
-          <w:rPr>
-            <w:lang w:val="id_ID" w:bidi="id_ID"/>
-          </w:rPr>
-          <w:rPr>
-            <w:color w:val="0000EE"/>
-            <w:u w:val="single"/>
-          </w:rPr>
-          <w:t>Yesaya 1–39</w:t>
-        </w:r>
-      </w:hyperlink>
+      <w:r>
+        <w:rPr>
+          <w:lang w:val="id_ID" w:bidi="id_ID"/>
+        </w:rPr>
+        <w:t>Yesaya 1–39</w:t>
+      </w:r>
       <w:r>
         <w:rPr>
           <w:lang w:val="id_ID" w:bidi="id_ID"/>
         </w:rPr>
         <w:t xml:space="preserve"> menceritakan kisah dari kematian Uzia (740 SM) hingga 701 SM. Bagian pembuka (</w:t>
       </w:r>
-      <w:hyperlink r:id="rId21">
-        <w:r>
-          <w:rPr>
-            <w:lang w:val="id_ID" w:bidi="id_ID"/>
-          </w:rPr>
-          <w:rPr>
-            <w:color w:val="0000EE"/>
-            <w:u w:val="single"/>
-          </w:rPr>
-          <w:t>pasal 1–5</w:t>
-        </w:r>
-      </w:hyperlink>
+      <w:r>
+        <w:rPr>
+          <w:lang w:val="id_ID" w:bidi="id_ID"/>
+        </w:rPr>
+        <w:t>pasal 1–5</w:t>
+      </w:r>
       <w:r>
         <w:rPr>
           <w:lang w:val="id_ID" w:bidi="id_ID"/>
         </w:rPr>
         <w:t xml:space="preserve">) membandingkan keadaan Yehuda yang penuh dosa dan ketidakadilan saat ini dengan keberadaan yang diberkati di hadirat Allah yang semula menjadi panggilan mereka. Perbandingan ini menimbulkan pertanyaan: Bagaimana keadaan yang rusak saat ini dapat diubah menjadi kemuliaan, kemurnian, dan kemakmuran? Nabi menjawab dalam </w:t>
       </w:r>
-      <w:hyperlink r:id="rId14">
-        <w:r>
-          <w:rPr>
-            <w:lang w:val="id_ID" w:bidi="id_ID"/>
-          </w:rPr>
-          <w:rPr>
-            <w:color w:val="0000EE"/>
-            <w:u w:val="single"/>
-          </w:rPr>
-          <w:t>pasal 6</w:t>
-        </w:r>
-      </w:hyperlink>
+      <w:r>
+        <w:rPr>
+          <w:lang w:val="id_ID" w:bidi="id_ID"/>
+        </w:rPr>
+        <w:t>pasal 6</w:t>
+      </w:r>
       <w:r>
         <w:rPr>
           <w:lang w:val="id_ID" w:bidi="id_ID"/>
         </w:rPr>
         <w:t xml:space="preserve">, saat dia menceritakan pembaharuan dan panggilannya sendiri sebagai contoh bagaimana perubahan dapat terjadi di seluruh negeri. Namun, jika Yehuda ingin mengalami pembaruan tersebut, mereka harus berbalik dari jalan mereka yang penuh dosa dan belajar untuk percaya kepada Allah. Sepanjang pasal </w:t>
       </w:r>
-      <w:hyperlink r:id="rId22">
-        <w:r>
-          <w:rPr>
-            <w:lang w:val="id_ID" w:bidi="id_ID"/>
-          </w:rPr>
-          <w:rPr>
-            <w:color w:val="0000EE"/>
-            <w:u w:val="single"/>
-          </w:rPr>
-          <w:t>13 sampai 35</w:t>
-        </w:r>
-      </w:hyperlink>
+      <w:r>
+        <w:rPr>
+          <w:lang w:val="id_ID" w:bidi="id_ID"/>
+        </w:rPr>
+        <w:t>13 sampai 35</w:t>
+      </w:r>
       <w:r>
         <w:rPr>
           <w:lang w:val="id_ID" w:bidi="id_ID"/>
         </w:rPr>
         <w:t xml:space="preserve">, nabi menggunakan berbagai bentuk sastra dan situasi kehidupan untuk menegaskan bahwa Allah adalah satu-satunya yang layak dipercaya; mengandalkan bangsa-bangsa lain di sekitar mereka selain Allah adalah tindakan yang sangat bodoh. Yesaya mengurung pesan ini dengan dua catatan sejarah tentang pengalaman dengan Asyur: pengalaman Raja Ahaz di </w:t>
       </w:r>
-      <w:hyperlink r:id="rId23">
-        <w:r>
-          <w:rPr>
-            <w:lang w:val="id_ID" w:bidi="id_ID"/>
-          </w:rPr>
-          <w:rPr>
-            <w:color w:val="0000EE"/>
-            <w:u w:val="single"/>
-          </w:rPr>
-          <w:t>pasal 7–12</w:t>
-        </w:r>
-      </w:hyperlink>
+      <w:r>
+        <w:rPr>
+          <w:lang w:val="id_ID" w:bidi="id_ID"/>
+        </w:rPr>
+        <w:t>pasal 7–12</w:t>
+      </w:r>
       <w:r>
         <w:rPr>
           <w:lang w:val="id_ID" w:bidi="id_ID"/>
         </w:rPr>
         <w:t xml:space="preserve">, dan pengalaman Raja Hizkia di </w:t>
       </w:r>
-      <w:hyperlink r:id="rId24">
-        <w:r>
-          <w:rPr>
-            <w:lang w:val="id_ID" w:bidi="id_ID"/>
-          </w:rPr>
-          <w:rPr>
-            <w:color w:val="0000EE"/>
-            <w:u w:val="single"/>
-          </w:rPr>
-          <w:t>pasal 36–39</w:t>
-        </w:r>
-      </w:hyperlink>
+      <w:r>
+        <w:rPr>
+          <w:lang w:val="id_ID" w:bidi="id_ID"/>
+        </w:rPr>
+        <w:t>pasal 36–39</w:t>
+      </w:r>
       <w:r>
         <w:rPr>
           <w:lang w:val="id_ID" w:bidi="id_ID"/>
         </w:rPr>
         <w:t>. Ketika Ahas tidak percaya kepada Allah, malapetaka pun terjadi. Di sisi lain, putranya Hizkia percaya kepada Allah, dan terjadilah penyelamatan besar. Namun, Hizkia, juga memiliki masa-masa kelemahan (</w:t>
       </w:r>
-      <w:hyperlink r:id="rId25">
-        <w:r>
-          <w:rPr>
-            <w:lang w:val="id_ID" w:bidi="id_ID"/>
-          </w:rPr>
-          <w:rPr>
-            <w:color w:val="0000EE"/>
-            <w:u w:val="single"/>
-          </w:rPr>
-          <w:t>pasal 39</w:t>
-        </w:r>
-      </w:hyperlink>
+      <w:r>
+        <w:rPr>
+          <w:lang w:val="id_ID" w:bidi="id_ID"/>
+        </w:rPr>
+        <w:t>pasal 39</w:t>
+      </w:r>
       <w:r>
         <w:rPr>
           <w:lang w:val="id_ID" w:bidi="id_ID"/>
@@ -634,54 +550,36 @@
           <w:lang w:val="id_ID" w:bidi="id_ID"/>
         </w:rPr>
       </w:r>
-      <w:hyperlink r:id="rId26">
-        <w:r>
-          <w:rPr>
-            <w:lang w:val="id_ID" w:bidi="id_ID"/>
-          </w:rPr>
-          <w:rPr>
-            <w:color w:val="0000EE"/>
-            <w:u w:val="single"/>
-          </w:rPr>
-          <w:t>Yesaya 40–55</w:t>
-        </w:r>
-      </w:hyperlink>
+      <w:r>
+        <w:rPr>
+          <w:lang w:val="id_ID" w:bidi="id_ID"/>
+        </w:rPr>
+        <w:t>Yesaya 40–55</w:t>
+      </w:r>
       <w:r>
         <w:rPr>
           <w:lang w:val="id_ID" w:bidi="id_ID"/>
         </w:rPr>
         <w:t xml:space="preserve"> membahas pertanyaan-pertanyaan yang akan muncul selama pembuangan Yehuda ke Babel pada 586 SM. Apakah Pembuangan Israel menunjukkan bahwa Allah telah dikalahkan, baik oleh bangsa Babel maupun oleh dosa Yehuda? Apakah rencana Allah bagi Yehuda telah digagalkan, dan apakah Dia tidak berdaya untuk melakukan apapun? Di </w:t>
       </w:r>
-      <w:hyperlink r:id="rId27">
-        <w:r>
-          <w:rPr>
-            <w:lang w:val="id_ID" w:bidi="id_ID"/>
-          </w:rPr>
-          <w:rPr>
-            <w:color w:val="0000EE"/>
-            <w:u w:val="single"/>
-          </w:rPr>
-          <w:t>pasal 40–48</w:t>
-        </w:r>
-      </w:hyperlink>
+      <w:r>
+        <w:rPr>
+          <w:lang w:val="id_ID" w:bidi="id_ID"/>
+        </w:rPr>
+        <w:t>pasal 40–48</w:t>
+      </w:r>
       <w:r>
         <w:rPr>
           <w:lang w:val="id_ID" w:bidi="id_ID"/>
         </w:rPr>
         <w:t xml:space="preserve">, Yesaya menunjukkan bahwa Allah jauh lebih berkuasa daripada berhala lainnya, dan umat-Nya akan menjadi bukti ketika Allah menyelamatkan mereka dari tangan Babel yang pada akhirnya tidak berdaya. Dalam </w:t>
       </w:r>
-      <w:hyperlink r:id="rId28">
-        <w:r>
-          <w:rPr>
-            <w:lang w:val="id_ID" w:bidi="id_ID"/>
-          </w:rPr>
-          <w:rPr>
-            <w:color w:val="0000EE"/>
-            <w:u w:val="single"/>
-          </w:rPr>
-          <w:t>pasal 49–55</w:t>
-        </w:r>
-      </w:hyperlink>
+      <w:r>
+        <w:rPr>
+          <w:lang w:val="id_ID" w:bidi="id_ID"/>
+        </w:rPr>
+        <w:t>pasal 49–55</w:t>
+      </w:r>
       <w:r>
         <w:rPr>
           <w:lang w:val="id_ID" w:bidi="id_ID"/>
@@ -696,18 +594,12 @@
           <w:lang w:val="id_ID" w:bidi="id_ID"/>
         </w:rPr>
       </w:r>
-      <w:hyperlink r:id="rId29">
-        <w:r>
-          <w:rPr>
-            <w:lang w:val="id_ID" w:bidi="id_ID"/>
-          </w:rPr>
-          <w:rPr>
-            <w:color w:val="0000EE"/>
-            <w:u w:val="single"/>
-          </w:rPr>
-          <w:t>Yesaya 56–66</w:t>
-        </w:r>
-      </w:hyperlink>
+      <w:r>
+        <w:rPr>
+          <w:lang w:val="id_ID" w:bidi="id_ID"/>
+        </w:rPr>
+        <w:t>Yesaya 56–66</w:t>
+      </w:r>
       <w:r>
         <w:rPr>
           <w:lang w:val="id_ID" w:bidi="id_ID"/>
@@ -739,90 +631,60 @@
         </w:rPr>
         <w:t xml:space="preserve">Kitab Yesaya membahas tiga situasi sejarah yang berbeda, dua di antaranya berada di luar masa hidup nabi itu sendiri. Akibatnya, para ahli berpendapat bahwa nabi Yesaya tidak mungkin menulis seluruh kitab; pandangan ini telah diterima secara umum sejak pertengahan tahun 1800-an. Namun, jika ilham dari Allah itu nyata, nubuat prediksi menjadi sebuah kemungkinan yang benar, oleh karena itu, tidak menjadi masalah apabila bagian-bagian isi kitab tersebut membahas tentang apa yang akan terjadi di masa depan bagi Yesaya. Lebih lanjut, kitab ini menunjukkan kesatuan sastra yang luar biasa. Ketika Yesus dan para penulis Perjanjian Baru mengutip dari kitab Yesaya, mereka secara konsisten menyatakan bahwa mereka merujuk pada apa yang dikatakan nabi Yesaya (lihat, misalnya, </w:t>
       </w:r>
-      <w:hyperlink r:id="rId30">
-        <w:r>
-          <w:rPr>
-            <w:lang w:val="id_ID" w:bidi="id_ID"/>
-          </w:rPr>
-          <w:rPr>
-            <w:color w:val="0000EE"/>
-            <w:u w:val="single"/>
-          </w:rPr>
-          <w:t>Mat 8:17</w:t>
-        </w:r>
-      </w:hyperlink>
+      <w:r>
+        <w:rPr>
+          <w:lang w:val="id_ID" w:bidi="id_ID"/>
+        </w:rPr>
+        <w:t>Mat 8:17</w:t>
+      </w:r>
       <w:r>
         <w:rPr>
           <w:lang w:val="id_ID" w:bidi="id_ID"/>
         </w:rPr>
         <w:t xml:space="preserve">; </w:t>
       </w:r>
-      <w:hyperlink r:id="rId31">
-        <w:r>
-          <w:rPr>
-            <w:lang w:val="id_ID" w:bidi="id_ID"/>
-          </w:rPr>
-          <w:rPr>
-            <w:color w:val="0000EE"/>
-            <w:u w:val="single"/>
-          </w:rPr>
-          <w:t>12:17–21</w:t>
-        </w:r>
-      </w:hyperlink>
+      <w:r>
+        <w:rPr>
+          <w:lang w:val="id_ID" w:bidi="id_ID"/>
+        </w:rPr>
+        <w:t>12:17–21</w:t>
+      </w:r>
       <w:r>
         <w:rPr>
           <w:lang w:val="id_ID" w:bidi="id_ID"/>
         </w:rPr>
         <w:t xml:space="preserve">; </w:t>
       </w:r>
-      <w:hyperlink r:id="rId32">
-        <w:r>
-          <w:rPr>
-            <w:lang w:val="id_ID" w:bidi="id_ID"/>
-          </w:rPr>
-          <w:rPr>
-            <w:color w:val="0000EE"/>
-            <w:u w:val="single"/>
-          </w:rPr>
-          <w:t>Luk 3:4–6</w:t>
-        </w:r>
-      </w:hyperlink>
+      <w:r>
+        <w:rPr>
+          <w:lang w:val="id_ID" w:bidi="id_ID"/>
+        </w:rPr>
+        <w:t>Luk 3:4–6</w:t>
+      </w:r>
       <w:r>
         <w:rPr>
           <w:lang w:val="id_ID" w:bidi="id_ID"/>
         </w:rPr>
         <w:t xml:space="preserve">; </w:t>
       </w:r>
-      <w:hyperlink r:id="rId33">
-        <w:r>
-          <w:rPr>
-            <w:lang w:val="id_ID" w:bidi="id_ID"/>
-          </w:rPr>
-          <w:rPr>
-            <w:color w:val="0000EE"/>
-            <w:u w:val="single"/>
-          </w:rPr>
-          <w:t>Kisah Para Rasul 8:28–35</w:t>
-        </w:r>
-      </w:hyperlink>
+      <w:r>
+        <w:rPr>
+          <w:lang w:val="id_ID" w:bidi="id_ID"/>
+        </w:rPr>
+        <w:t>Kisah Para Rasul 8:28–35</w:t>
+      </w:r>
       <w:r>
         <w:rPr>
           <w:lang w:val="id_ID" w:bidi="id_ID"/>
         </w:rPr>
         <w:t xml:space="preserve">; </w:t>
       </w:r>
-      <w:hyperlink r:id="rId34">
-        <w:r>
-          <w:rPr>
-            <w:lang w:val="id_ID" w:bidi="id_ID"/>
-          </w:rPr>
-          <w:rPr>
-            <w:color w:val="0000EE"/>
-            <w:u w:val="single"/>
-          </w:rPr>
-          <w:t>Rom 10:16</w:t>
-        </w:r>
-      </w:hyperlink>
+      <w:r>
+        <w:rPr>
+          <w:lang w:val="id_ID" w:bidi="id_ID"/>
+        </w:rPr>
+        <w:t>Rom 10:16</w:t>
+      </w:r>
       <w:r>
         <w:rPr>
           <w:lang w:val="id_ID" w:bidi="id_ID"/>
@@ -854,72 +716,48 @@
         </w:rPr>
         <w:t xml:space="preserve">Berdasarkan referensi sejarah dalam pasal </w:t>
       </w:r>
-      <w:hyperlink r:id="rId35">
-        <w:r>
-          <w:rPr>
-            <w:lang w:val="id_ID" w:bidi="id_ID"/>
-          </w:rPr>
-          <w:rPr>
-            <w:color w:val="0000EE"/>
-            <w:u w:val="single"/>
-          </w:rPr>
-          <w:t>6–39</w:t>
-        </w:r>
-      </w:hyperlink>
+      <w:r>
+        <w:rPr>
+          <w:lang w:val="id_ID" w:bidi="id_ID"/>
+        </w:rPr>
+        <w:t>6–39</w:t>
+      </w:r>
       <w:r>
         <w:rPr>
           <w:lang w:val="id_ID" w:bidi="id_ID"/>
         </w:rPr>
         <w:t xml:space="preserve">, tampaknya dokumen-dokumen ini dicatat pada waktu yang berbeda-beda sepanjang tiga puluh delapan tahun, antara kematian Uzia pada 740 SM dan mundurnya Sanherib dari Yerusalem pada 701 SM. Karena gaya lirik yang lebih sederhana, meditatif, dan reflektif dari </w:t>
       </w:r>
-      <w:hyperlink r:id="rId36">
-        <w:r>
-          <w:rPr>
-            <w:lang w:val="id_ID" w:bidi="id_ID"/>
-          </w:rPr>
-          <w:rPr>
-            <w:color w:val="0000EE"/>
-            <w:u w:val="single"/>
-          </w:rPr>
-          <w:t>pasal 40–66</w:t>
-        </w:r>
-      </w:hyperlink>
+      <w:r>
+        <w:rPr>
+          <w:lang w:val="id_ID" w:bidi="id_ID"/>
+        </w:rPr>
+        <w:t>pasal 40–66</w:t>
+      </w:r>
       <w:r>
         <w:rPr>
           <w:lang w:val="id_ID" w:bidi="id_ID"/>
         </w:rPr>
         <w:t xml:space="preserve">, tampaknya ada kemungkinan berlalunya periode waktu antara 701 SM dan penulisan pasal-pasal ini. Kita tidak tahu kapan Yesaya meninggal, tetapi tradisi menyebutkan kematiannya terjadi selama masa pemerintahan tunggal Manasye (686–642 SM). Dengan demikian, mungkin saja ada lebih dari lima belas tahun yang berlalu antara penulisan </w:t>
       </w:r>
-      <w:hyperlink r:id="rId20">
-        <w:r>
-          <w:rPr>
-            <w:lang w:val="id_ID" w:bidi="id_ID"/>
-          </w:rPr>
-          <w:rPr>
-            <w:color w:val="0000EE"/>
-            <w:u w:val="single"/>
-          </w:rPr>
-          <w:t>pasal 1–39</w:t>
-        </w:r>
-      </w:hyperlink>
+      <w:r>
+        <w:rPr>
+          <w:lang w:val="id_ID" w:bidi="id_ID"/>
+        </w:rPr>
+        <w:t>pasal 1–39</w:t>
+      </w:r>
       <w:r>
         <w:rPr>
           <w:lang w:val="id_ID" w:bidi="id_ID"/>
         </w:rPr>
         <w:t xml:space="preserve"> dan penulisan </w:t>
       </w:r>
-      <w:hyperlink r:id="rId36">
-        <w:r>
-          <w:rPr>
-            <w:lang w:val="id_ID" w:bidi="id_ID"/>
-          </w:rPr>
-          <w:rPr>
-            <w:color w:val="0000EE"/>
-            <w:u w:val="single"/>
-          </w:rPr>
-          <w:t>pasal 40–66</w:t>
-        </w:r>
-      </w:hyperlink>
+      <w:r>
+        <w:rPr>
+          <w:lang w:val="id_ID" w:bidi="id_ID"/>
+        </w:rPr>
+        <w:t>pasal 40–66</w:t>
+      </w:r>
       <w:r>
         <w:rPr>
           <w:lang w:val="id_ID" w:bidi="id_ID"/>
@@ -969,18 +807,12 @@
         </w:rPr>
         <w:t>ucapan penghakiman yang memperingatkan Israel bahwa Allah akan menghukum mereka atas dosa-dosa mereka (</w:t>
       </w:r>
-      <w:hyperlink r:id="rId37">
-        <w:r>
-          <w:rPr>
-            <w:lang w:val="id_ID" w:bidi="id_ID"/>
-          </w:rPr>
-          <w:rPr>
-            <w:color w:val="0000EE"/>
-            <w:u w:val="single"/>
-          </w:rPr>
-          <w:t>9:8–21</w:t>
-        </w:r>
-      </w:hyperlink>
+      <w:r>
+        <w:rPr>
+          <w:lang w:val="id_ID" w:bidi="id_ID"/>
+        </w:rPr>
+        <w:t>9:8–21</w:t>
+      </w:r>
       <w:r>
         <w:rPr>
           <w:lang w:val="id_ID" w:bidi="id_ID"/>
@@ -1005,54 +837,36 @@
         </w:rPr>
         <w:t>nubuat celaka yang meratapi kematian bangsa yang akan datang (</w:t>
       </w:r>
-      <w:hyperlink r:id="rId38">
-        <w:r>
-          <w:rPr>
-            <w:lang w:val="id_ID" w:bidi="id_ID"/>
-          </w:rPr>
-          <w:rPr>
-            <w:color w:val="0000EE"/>
-            <w:u w:val="single"/>
-          </w:rPr>
-          <w:t>5:8–30</w:t>
-        </w:r>
-      </w:hyperlink>
+      <w:r>
+        <w:rPr>
+          <w:lang w:val="id_ID" w:bidi="id_ID"/>
+        </w:rPr>
+        <w:t>5:8–30</w:t>
+      </w:r>
       <w:r>
         <w:rPr>
           <w:lang w:val="id_ID" w:bidi="id_ID"/>
         </w:rPr>
         <w:t xml:space="preserve">; </w:t>
       </w:r>
-      <w:hyperlink r:id="rId39">
-        <w:r>
-          <w:rPr>
-            <w:lang w:val="id_ID" w:bidi="id_ID"/>
-          </w:rPr>
-          <w:rPr>
-            <w:color w:val="0000EE"/>
-            <w:u w:val="single"/>
-          </w:rPr>
-          <w:t>29:1–12</w:t>
-        </w:r>
-      </w:hyperlink>
+      <w:r>
+        <w:rPr>
+          <w:lang w:val="id_ID" w:bidi="id_ID"/>
+        </w:rPr>
+        <w:t>29:1–12</w:t>
+      </w:r>
       <w:r>
         <w:rPr>
           <w:lang w:val="id_ID" w:bidi="id_ID"/>
         </w:rPr>
         <w:t xml:space="preserve">; </w:t>
       </w:r>
-      <w:hyperlink r:id="rId40">
-        <w:r>
-          <w:rPr>
-            <w:lang w:val="id_ID" w:bidi="id_ID"/>
-          </w:rPr>
-          <w:rPr>
-            <w:color w:val="0000EE"/>
-            <w:u w:val="single"/>
-          </w:rPr>
-          <w:t>31:1–9</w:t>
-        </w:r>
-      </w:hyperlink>
+      <w:r>
+        <w:rPr>
+          <w:lang w:val="id_ID" w:bidi="id_ID"/>
+        </w:rPr>
+        <w:t>31:1–9</w:t>
+      </w:r>
       <w:r>
         <w:rPr>
           <w:lang w:val="id_ID" w:bidi="id_ID"/>
@@ -1077,36 +891,24 @@
         </w:rPr>
         <w:t>perumpamaan yang diajarkan dengan analogi (</w:t>
       </w:r>
-      <w:hyperlink r:id="rId41">
-        <w:r>
-          <w:rPr>
-            <w:lang w:val="id_ID" w:bidi="id_ID"/>
-          </w:rPr>
-          <w:rPr>
-            <w:color w:val="0000EE"/>
-            <w:u w:val="single"/>
-          </w:rPr>
-          <w:t>5:1–8</w:t>
-        </w:r>
-      </w:hyperlink>
+      <w:r>
+        <w:rPr>
+          <w:lang w:val="id_ID" w:bidi="id_ID"/>
+        </w:rPr>
+        <w:t>5:1–8</w:t>
+      </w:r>
       <w:r>
         <w:rPr>
           <w:lang w:val="id_ID" w:bidi="id_ID"/>
         </w:rPr>
         <w:t xml:space="preserve">; </w:t>
       </w:r>
-      <w:hyperlink r:id="rId42">
-        <w:r>
-          <w:rPr>
-            <w:lang w:val="id_ID" w:bidi="id_ID"/>
-          </w:rPr>
-          <w:rPr>
-            <w:color w:val="0000EE"/>
-            <w:u w:val="single"/>
-          </w:rPr>
-          <w:t>27:2–6</w:t>
-        </w:r>
-      </w:hyperlink>
+      <w:r>
+        <w:rPr>
+          <w:lang w:val="id_ID" w:bidi="id_ID"/>
+        </w:rPr>
+        <w:t>27:2–6</w:t>
+      </w:r>
       <w:r>
         <w:rPr>
           <w:lang w:val="id_ID" w:bidi="id_ID"/>
@@ -1131,18 +933,12 @@
         </w:rPr>
         <w:t>pidato pengadilan untuk membuktikan suatu kasus (</w:t>
       </w:r>
-      <w:hyperlink r:id="rId43">
-        <w:r>
-          <w:rPr>
-            <w:lang w:val="id_ID" w:bidi="id_ID"/>
-          </w:rPr>
-          <w:rPr>
-            <w:color w:val="0000EE"/>
-            <w:u w:val="single"/>
-          </w:rPr>
-          <w:t>41:21–29</w:t>
-        </w:r>
-      </w:hyperlink>
+      <w:r>
+        <w:rPr>
+          <w:lang w:val="id_ID" w:bidi="id_ID"/>
+        </w:rPr>
+        <w:t>41:21–29</w:t>
+      </w:r>
       <w:r>
         <w:rPr>
           <w:lang w:val="id_ID" w:bidi="id_ID"/>
@@ -1167,54 +963,36 @@
         </w:rPr>
         <w:t>nubuat keselamatan yang berisi harapan untuk masa depan (</w:t>
       </w:r>
-      <w:hyperlink r:id="rId44">
-        <w:r>
-          <w:rPr>
-            <w:lang w:val="id_ID" w:bidi="id_ID"/>
-          </w:rPr>
-          <w:rPr>
-            <w:color w:val="0000EE"/>
-            <w:u w:val="single"/>
-          </w:rPr>
-          <w:t>2:1–5</w:t>
-        </w:r>
-      </w:hyperlink>
+      <w:r>
+        <w:rPr>
+          <w:lang w:val="id_ID" w:bidi="id_ID"/>
+        </w:rPr>
+        <w:t>2:1–5</w:t>
+      </w:r>
       <w:r>
         <w:rPr>
           <w:lang w:val="id_ID" w:bidi="id_ID"/>
         </w:rPr>
         <w:t xml:space="preserve">; </w:t>
       </w:r>
-      <w:hyperlink r:id="rId45">
-        <w:r>
-          <w:rPr>
-            <w:lang w:val="id_ID" w:bidi="id_ID"/>
-          </w:rPr>
-          <w:rPr>
-            <w:color w:val="0000EE"/>
-            <w:u w:val="single"/>
-          </w:rPr>
-          <w:t>32:1–20</w:t>
-        </w:r>
-      </w:hyperlink>
+      <w:r>
+        <w:rPr>
+          <w:lang w:val="id_ID" w:bidi="id_ID"/>
+        </w:rPr>
+        <w:t>32:1–20</w:t>
+      </w:r>
       <w:r>
         <w:rPr>
           <w:lang w:val="id_ID" w:bidi="id_ID"/>
         </w:rPr>
         <w:t xml:space="preserve">; </w:t>
       </w:r>
-      <w:hyperlink r:id="rId46">
-        <w:r>
-          <w:rPr>
-            <w:lang w:val="id_ID" w:bidi="id_ID"/>
-          </w:rPr>
-          <w:rPr>
-            <w:color w:val="0000EE"/>
-            <w:u w:val="single"/>
-          </w:rPr>
-          <w:t>60:1–22</w:t>
-        </w:r>
-      </w:hyperlink>
+      <w:r>
+        <w:rPr>
+          <w:lang w:val="id_ID" w:bidi="id_ID"/>
+        </w:rPr>
+        <w:t>60:1–22</w:t>
+      </w:r>
       <w:r>
         <w:rPr>
           <w:lang w:val="id_ID" w:bidi="id_ID"/>
@@ -1239,36 +1017,24 @@
         </w:rPr>
         <w:t>nyanyian pujian kepada Allah atas kesetiaan-Nya (</w:t>
       </w:r>
-      <w:hyperlink r:id="rId47">
-        <w:r>
-          <w:rPr>
-            <w:lang w:val="id_ID" w:bidi="id_ID"/>
-          </w:rPr>
-          <w:rPr>
-            <w:color w:val="0000EE"/>
-            <w:u w:val="single"/>
-          </w:rPr>
-          <w:t>12:1–6</w:t>
-        </w:r>
-      </w:hyperlink>
+      <w:r>
+        <w:rPr>
+          <w:lang w:val="id_ID" w:bidi="id_ID"/>
+        </w:rPr>
+        <w:t>12:1–6</w:t>
+      </w:r>
       <w:r>
         <w:rPr>
           <w:lang w:val="id_ID" w:bidi="id_ID"/>
         </w:rPr>
         <w:t xml:space="preserve">; </w:t>
       </w:r>
-      <w:hyperlink r:id="rId48">
-        <w:r>
-          <w:rPr>
-            <w:lang w:val="id_ID" w:bidi="id_ID"/>
-          </w:rPr>
-          <w:rPr>
-            <w:color w:val="0000EE"/>
-            <w:u w:val="single"/>
-          </w:rPr>
-          <w:t>26:1–6</w:t>
-        </w:r>
-      </w:hyperlink>
+      <w:r>
+        <w:rPr>
+          <w:lang w:val="id_ID" w:bidi="id_ID"/>
+        </w:rPr>
+        <w:t>26:1–6</w:t>
+      </w:r>
       <w:r>
         <w:rPr>
           <w:lang w:val="id_ID" w:bidi="id_ID"/>
@@ -1293,36 +1059,24 @@
         </w:rPr>
         <w:t>nubuat terhadap bangsa-bangsa asing (</w:t>
       </w:r>
-      <w:hyperlink r:id="rId49">
-        <w:r>
-          <w:rPr>
-            <w:lang w:val="id_ID" w:bidi="id_ID"/>
-          </w:rPr>
-          <w:rPr>
-            <w:color w:val="0000EE"/>
-            <w:u w:val="single"/>
-          </w:rPr>
-          <w:t>15:1–16:14</w:t>
-        </w:r>
-      </w:hyperlink>
+      <w:r>
+        <w:rPr>
+          <w:lang w:val="id_ID" w:bidi="id_ID"/>
+        </w:rPr>
+        <w:t>15:1–16:14</w:t>
+      </w:r>
       <w:r>
         <w:rPr>
           <w:lang w:val="id_ID" w:bidi="id_ID"/>
         </w:rPr>
         <w:t xml:space="preserve">; </w:t>
       </w:r>
-      <w:hyperlink r:id="rId50">
-        <w:r>
-          <w:rPr>
-            <w:lang w:val="id_ID" w:bidi="id_ID"/>
-          </w:rPr>
-          <w:rPr>
-            <w:color w:val="0000EE"/>
-            <w:u w:val="single"/>
-          </w:rPr>
-          <w:t>23:1–18</w:t>
-        </w:r>
-      </w:hyperlink>
+      <w:r>
+        <w:rPr>
+          <w:lang w:val="id_ID" w:bidi="id_ID"/>
+        </w:rPr>
+        <w:t>23:1–18</w:t>
+      </w:r>
       <w:r>
         <w:rPr>
           <w:lang w:val="id_ID" w:bidi="id_ID"/>
@@ -1347,36 +1101,24 @@
         </w:rPr>
         <w:t>nubuat tentang kedatangan seorang raja, yaitu Mesias (</w:t>
       </w:r>
-      <w:hyperlink r:id="rId51">
-        <w:r>
-          <w:rPr>
-            <w:lang w:val="id_ID" w:bidi="id_ID"/>
-          </w:rPr>
-          <w:rPr>
-            <w:color w:val="0000EE"/>
-            <w:u w:val="single"/>
-          </w:rPr>
-          <w:t>9:1–7</w:t>
-        </w:r>
-      </w:hyperlink>
+      <w:r>
+        <w:rPr>
+          <w:lang w:val="id_ID" w:bidi="id_ID"/>
+        </w:rPr>
+        <w:t>9:1–7</w:t>
+      </w:r>
       <w:r>
         <w:rPr>
           <w:lang w:val="id_ID" w:bidi="id_ID"/>
         </w:rPr>
         <w:t xml:space="preserve">; </w:t>
       </w:r>
-      <w:hyperlink r:id="rId52">
-        <w:r>
-          <w:rPr>
-            <w:lang w:val="id_ID" w:bidi="id_ID"/>
-          </w:rPr>
-          <w:rPr>
-            <w:color w:val="0000EE"/>
-            <w:u w:val="single"/>
-          </w:rPr>
-          <w:t>11:1–9</w:t>
-        </w:r>
-      </w:hyperlink>
+      <w:r>
+        <w:rPr>
+          <w:lang w:val="id_ID" w:bidi="id_ID"/>
+        </w:rPr>
+        <w:t>11:1–9</w:t>
+      </w:r>
       <w:r>
         <w:rPr>
           <w:lang w:val="id_ID" w:bidi="id_ID"/>
@@ -1401,36 +1143,24 @@
         </w:rPr>
         <w:t>nyanyian hamba tentang seseorang yang akan menderita untuk dosa orang lain (</w:t>
       </w:r>
-      <w:hyperlink r:id="rId53">
-        <w:r>
-          <w:rPr>
-            <w:lang w:val="id_ID" w:bidi="id_ID"/>
-          </w:rPr>
-          <w:rPr>
-            <w:color w:val="0000EE"/>
-            <w:u w:val="single"/>
-          </w:rPr>
-          <w:t>42:1–9</w:t>
-        </w:r>
-      </w:hyperlink>
+      <w:r>
+        <w:rPr>
+          <w:lang w:val="id_ID" w:bidi="id_ID"/>
+        </w:rPr>
+        <w:t>42:1–9</w:t>
+      </w:r>
       <w:r>
         <w:rPr>
           <w:lang w:val="id_ID" w:bidi="id_ID"/>
         </w:rPr>
         <w:t xml:space="preserve">; </w:t>
       </w:r>
-      <w:hyperlink r:id="rId54">
-        <w:r>
-          <w:rPr>
-            <w:lang w:val="id_ID" w:bidi="id_ID"/>
-          </w:rPr>
-          <w:rPr>
-            <w:color w:val="0000EE"/>
-            <w:u w:val="single"/>
-          </w:rPr>
-          <w:t>52:13–53:12</w:t>
-        </w:r>
-      </w:hyperlink>
+      <w:r>
+        <w:rPr>
+          <w:lang w:val="id_ID" w:bidi="id_ID"/>
+        </w:rPr>
+        <w:t>52:13–53:12</w:t>
+      </w:r>
       <w:r>
         <w:rPr>
           <w:lang w:val="id_ID" w:bidi="id_ID"/>
@@ -1455,36 +1185,24 @@
         </w:rPr>
         <w:t>kisah tentang peristiwa yang sedang terjadi pada saat itu (</w:t>
       </w:r>
-      <w:hyperlink r:id="rId55">
-        <w:r>
-          <w:rPr>
-            <w:lang w:val="id_ID" w:bidi="id_ID"/>
-          </w:rPr>
-          <w:rPr>
-            <w:color w:val="0000EE"/>
-            <w:u w:val="single"/>
-          </w:rPr>
-          <w:t>36:1–22</w:t>
-        </w:r>
-      </w:hyperlink>
+      <w:r>
+        <w:rPr>
+          <w:lang w:val="id_ID" w:bidi="id_ID"/>
+        </w:rPr>
+        <w:t>36:1–22</w:t>
+      </w:r>
       <w:r>
         <w:rPr>
           <w:lang w:val="id_ID" w:bidi="id_ID"/>
         </w:rPr>
         <w:t xml:space="preserve">; </w:t>
       </w:r>
-      <w:hyperlink r:id="rId25">
-        <w:r>
-          <w:rPr>
-            <w:lang w:val="id_ID" w:bidi="id_ID"/>
-          </w:rPr>
-          <w:rPr>
-            <w:color w:val="0000EE"/>
-            <w:u w:val="single"/>
-          </w:rPr>
-          <w:t>39:1–8</w:t>
-        </w:r>
-      </w:hyperlink>
+      <w:r>
+        <w:rPr>
+          <w:lang w:val="id_ID" w:bidi="id_ID"/>
+        </w:rPr>
+        <w:t>39:1–8</w:t>
+      </w:r>
       <w:r>
         <w:rPr>
           <w:lang w:val="id_ID" w:bidi="id_ID"/>
@@ -1542,18 +1260,12 @@
         </w:rPr>
         <w:t xml:space="preserve"> ("Tuhan yang menyertai kita," </w:t>
       </w:r>
-      <w:hyperlink r:id="rId56">
-        <w:r>
-          <w:rPr>
-            <w:lang w:val="id_ID" w:bidi="id_ID"/>
-          </w:rPr>
-          <w:rPr>
-            <w:color w:val="0000EE"/>
-            <w:u w:val="single"/>
-          </w:rPr>
-          <w:t>7:14</w:t>
-        </w:r>
-      </w:hyperlink>
+      <w:r>
+        <w:rPr>
+          <w:lang w:val="id_ID" w:bidi="id_ID"/>
+        </w:rPr>
+        <w:t>7:14</w:t>
+      </w:r>
       <w:r>
         <w:rPr>
           <w:lang w:val="id_ID" w:bidi="id_ID"/>
@@ -1586,18 +1298,12 @@
         </w:rPr>
         <w:t xml:space="preserve"> Allah (dalam daging), Yesus Kristus, yang sungguh-sungguh adalah Immanuel (lihat Mat. </w:t>
       </w:r>
-      <w:hyperlink r:id="rId57">
-        <w:r>
-          <w:rPr>
-            <w:lang w:val="id_ID" w:bidi="id_ID"/>
-          </w:rPr>
-          <w:rPr>
-            <w:color w:val="0000EE"/>
-            <w:u w:val="single"/>
-          </w:rPr>
-          <w:t>1:21–23</w:t>
-        </w:r>
-      </w:hyperlink>
+      <w:r>
+        <w:rPr>
+          <w:lang w:val="id_ID" w:bidi="id_ID"/>
+        </w:rPr>
+        <w:t>1:21–23</w:t>
+      </w:r>
       <w:r>
         <w:rPr>
           <w:lang w:val="id_ID" w:bidi="id_ID"/>
